--- a/git/Push_project_up_git_hub.docx
+++ b/git/Push_project_up_git_hub.docx
@@ -77,12 +77,6 @@
         <w:gridCol w:w="10070"/>
       </w:tblGrid>
       <w:tr>
-        <w:tblPrEx>
-          <w:tblCellMar>
-            <w:top w:w="0" w:type="dxa"/>
-            <w:bottom w:w="0" w:type="dxa"/>
-          </w:tblCellMar>
-        </w:tblPrEx>
         <w:tc>
           <w:tcPr>
             <w:tcW w:w="9350" w:type="dxa"/>
@@ -102,43 +96,7 @@
               <w:rPr>
                 <w:rFonts w:ascii="Consolas" w:eastAsia="Consolas" w:hAnsi="Consolas" w:cs="Consolas"/>
               </w:rPr>
-              <w:t>pwd    # ki</w:t>
-            </w:r>
-            <w:r>
-              <w:rPr>
-                <w:rFonts w:ascii="Consolas" w:eastAsia="Consolas" w:hAnsi="Consolas" w:cs="Consolas"/>
-              </w:rPr>
-              <w:t>ể</w:t>
-            </w:r>
-            <w:r>
-              <w:rPr>
-                <w:rFonts w:ascii="Consolas" w:eastAsia="Consolas" w:hAnsi="Consolas" w:cs="Consolas"/>
-              </w:rPr>
-              <w:t>m tra đang đ</w:t>
-            </w:r>
-            <w:r>
-              <w:rPr>
-                <w:rFonts w:ascii="Consolas" w:eastAsia="Consolas" w:hAnsi="Consolas" w:cs="Consolas"/>
-              </w:rPr>
-              <w:t>ứ</w:t>
-            </w:r>
-            <w:r>
-              <w:rPr>
-                <w:rFonts w:ascii="Consolas" w:eastAsia="Consolas" w:hAnsi="Consolas" w:cs="Consolas"/>
-              </w:rPr>
-              <w:t>ng đúng thư m</w:t>
-            </w:r>
-            <w:r>
-              <w:rPr>
-                <w:rFonts w:ascii="Consolas" w:eastAsia="Consolas" w:hAnsi="Consolas" w:cs="Consolas"/>
-              </w:rPr>
-              <w:t>ụ</w:t>
-            </w:r>
-            <w:r>
-              <w:rPr>
-                <w:rFonts w:ascii="Consolas" w:eastAsia="Consolas" w:hAnsi="Consolas" w:cs="Consolas"/>
-              </w:rPr>
-              <w:t>c</w:t>
+              <w:t>pwd    # kiểm tra đang đứng đúng thư mục</w:t>
             </w:r>
           </w:p>
         </w:tc>
@@ -174,12 +132,6 @@
         <w:gridCol w:w="10070"/>
       </w:tblGrid>
       <w:tr>
-        <w:tblPrEx>
-          <w:tblCellMar>
-            <w:top w:w="0" w:type="dxa"/>
-            <w:bottom w:w="0" w:type="dxa"/>
-          </w:tblCellMar>
-        </w:tblPrEx>
         <w:tc>
           <w:tcPr>
             <w:tcW w:w="9350" w:type="dxa"/>
@@ -210,13 +162,7 @@
               <w:rPr>
                 <w:rFonts w:ascii="Consolas" w:eastAsia="Consolas" w:hAnsi="Consolas" w:cs="Consolas"/>
               </w:rPr>
-              <w:t>git config --global</w:t>
-            </w:r>
-            <w:r>
-              <w:rPr>
-                <w:rFonts w:ascii="Consolas" w:eastAsia="Consolas" w:hAnsi="Consolas" w:cs="Consolas"/>
-              </w:rPr>
-              <w:t xml:space="preserve"> user.name "Ten cua ban"</w:t>
+              <w:t>git config --global user.name "Ten cua ban"</w:t>
             </w:r>
           </w:p>
         </w:tc>
@@ -277,12 +223,6 @@
         <w:gridCol w:w="10070"/>
       </w:tblGrid>
       <w:tr>
-        <w:tblPrEx>
-          <w:tblCellMar>
-            <w:top w:w="0" w:type="dxa"/>
-            <w:bottom w:w="0" w:type="dxa"/>
-          </w:tblCellMar>
-        </w:tblPrEx>
         <w:tc>
           <w:tcPr>
             <w:tcW w:w="9350" w:type="dxa"/>
@@ -338,12 +278,6 @@
         <w:gridCol w:w="10070"/>
       </w:tblGrid>
       <w:tr>
-        <w:tblPrEx>
-          <w:tblCellMar>
-            <w:top w:w="0" w:type="dxa"/>
-            <w:bottom w:w="0" w:type="dxa"/>
-          </w:tblCellMar>
-        </w:tblPrEx>
         <w:tc>
           <w:tcPr>
             <w:tcW w:w="9350" w:type="dxa"/>
@@ -374,19 +308,7 @@
               <w:rPr>
                 <w:rFonts w:ascii="Consolas" w:eastAsia="Consolas" w:hAnsi="Consolas" w:cs="Consolas"/>
               </w:rPr>
-              <w:t>git commit -m "Thêm toàn b</w:t>
-            </w:r>
-            <w:r>
-              <w:rPr>
-                <w:rFonts w:ascii="Consolas" w:eastAsia="Consolas" w:hAnsi="Consolas" w:cs="Consolas"/>
-              </w:rPr>
-              <w:t>ộ</w:t>
-            </w:r>
-            <w:r>
-              <w:rPr>
-                <w:rFonts w:ascii="Consolas" w:eastAsia="Consolas" w:hAnsi="Consolas" w:cs="Consolas"/>
-              </w:rPr>
-              <w:t xml:space="preserve"> file math_ai"</w:t>
+              <w:t>git commit -m "Thêm toàn bộ file math_ai"</w:t>
             </w:r>
           </w:p>
         </w:tc>
@@ -422,12 +344,6 @@
         <w:gridCol w:w="10070"/>
       </w:tblGrid>
       <w:tr>
-        <w:tblPrEx>
-          <w:tblCellMar>
-            <w:top w:w="0" w:type="dxa"/>
-            <w:bottom w:w="0" w:type="dxa"/>
-          </w:tblCellMar>
-        </w:tblPrEx>
         <w:tc>
           <w:tcPr>
             <w:tcW w:w="9350" w:type="dxa"/>
@@ -508,12 +424,6 @@
         <w:gridCol w:w="10070"/>
       </w:tblGrid>
       <w:tr>
-        <w:tblPrEx>
-          <w:tblCellMar>
-            <w:top w:w="0" w:type="dxa"/>
-            <w:bottom w:w="0" w:type="dxa"/>
-          </w:tblCellMar>
-        </w:tblPrEx>
         <w:tc>
           <w:tcPr>
             <w:tcW w:w="9350" w:type="dxa"/>
@@ -533,13 +443,7 @@
               <w:rPr>
                 <w:rFonts w:ascii="Consolas" w:eastAsia="Consolas" w:hAnsi="Consolas" w:cs="Consolas"/>
               </w:rPr>
-              <w:t>git remote add origin https://github.com/</w:t>
-            </w:r>
-            <w:r>
-              <w:rPr>
-                <w:rFonts w:ascii="Consolas" w:eastAsia="Consolas" w:hAnsi="Consolas" w:cs="Consolas"/>
-              </w:rPr>
-              <w:t>hungtq1eaut/math_for_ai.git</w:t>
+              <w:t>git remote add origin https://github.com/hungtq1eaut/math_for_ai.git</w:t>
             </w:r>
           </w:p>
         </w:tc>
@@ -578,12 +482,6 @@
         <w:gridCol w:w="10070"/>
       </w:tblGrid>
       <w:tr>
-        <w:tblPrEx>
-          <w:tblCellMar>
-            <w:top w:w="0" w:type="dxa"/>
-            <w:bottom w:w="0" w:type="dxa"/>
-          </w:tblCellMar>
-        </w:tblPrEx>
         <w:tc>
           <w:tcPr>
             <w:tcW w:w="9350" w:type="dxa"/>
@@ -674,12 +572,6 @@
         <w:gridCol w:w="10070"/>
       </w:tblGrid>
       <w:tr>
-        <w:tblPrEx>
-          <w:tblCellMar>
-            <w:top w:w="0" w:type="dxa"/>
-            <w:bottom w:w="0" w:type="dxa"/>
-          </w:tblCellMar>
-        </w:tblPrEx>
         <w:tc>
           <w:tcPr>
             <w:tcW w:w="9350" w:type="dxa"/>
@@ -724,8 +616,6 @@
         </w:rPr>
         <w:t>git push.</w:t>
       </w:r>
-      <w:bookmarkStart w:id="0" w:name="_GoBack"/>
-      <w:bookmarkEnd w:id="0"/>
     </w:p>
     <w:p>
       <w:pPr>
@@ -760,12 +650,6 @@
         <w:gridCol w:w="3285"/>
       </w:tblGrid>
       <w:tr>
-        <w:tblPrEx>
-          <w:tblCellMar>
-            <w:top w:w="0" w:type="dxa"/>
-            <w:bottom w:w="0" w:type="dxa"/>
-          </w:tblCellMar>
-        </w:tblPrEx>
         <w:tc>
           <w:tcPr>
             <w:tcW w:w="3300" w:type="dxa"/>
@@ -813,12 +697,6 @@
         </w:tc>
       </w:tr>
       <w:tr>
-        <w:tblPrEx>
-          <w:tblCellMar>
-            <w:top w:w="0" w:type="dxa"/>
-            <w:bottom w:w="0" w:type="dxa"/>
-          </w:tblCellMar>
-        </w:tblPrEx>
         <w:tc>
           <w:tcPr>
             <w:tcW w:w="3300" w:type="dxa"/>
@@ -845,21 +723,12 @@
           </w:tcPr>
           <w:p>
             <w:r>
-              <w:t>git config --global user.email ...</w:t>
-            </w:r>
-            <w:r>
-              <w:t xml:space="preserve"> git config --global user.name ...</w:t>
+              <w:t>git config --global user.email ... git config --global user.name ...</w:t>
             </w:r>
           </w:p>
         </w:tc>
       </w:tr>
       <w:tr>
-        <w:tblPrEx>
-          <w:tblCellMar>
-            <w:top w:w="0" w:type="dxa"/>
-            <w:bottom w:w="0" w:type="dxa"/>
-          </w:tblCellMar>
-        </w:tblPrEx>
         <w:tc>
           <w:tcPr>
             <w:tcW w:w="3300" w:type="dxa"/>
@@ -892,12 +761,6 @@
         </w:tc>
       </w:tr>
       <w:tr>
-        <w:tblPrEx>
-          <w:tblCellMar>
-            <w:top w:w="0" w:type="dxa"/>
-            <w:bottom w:w="0" w:type="dxa"/>
-          </w:tblCellMar>
-        </w:tblPrEx>
         <w:tc>
           <w:tcPr>
             <w:tcW w:w="3300" w:type="dxa"/>
@@ -930,12 +793,6 @@
         </w:tc>
       </w:tr>
       <w:tr>
-        <w:tblPrEx>
-          <w:tblCellMar>
-            <w:top w:w="0" w:type="dxa"/>
-            <w:bottom w:w="0" w:type="dxa"/>
-          </w:tblCellMar>
-        </w:tblPrEx>
         <w:tc>
           <w:tcPr>
             <w:tcW w:w="3300" w:type="dxa"/>
@@ -991,14 +848,7 @@
           <w:sz w:val="22"/>
           <w:szCs w:val="22"/>
         </w:rPr>
-        <w:t>Remote URL, authentication (PAT/SSH) và commit metadata (user.name/user</w:t>
-      </w:r>
-      <w:r>
-        <w:rPr>
-          <w:sz w:val="22"/>
-          <w:szCs w:val="22"/>
-        </w:rPr>
-        <w:t>.email) là ba việc hoàn toàn tách biệt.</w:t>
+        <w:t>Remote URL, authentication (PAT/SSH) và commit metadata (user.name/user.email) là ba việc hoàn toàn tách biệt.</w:t>
       </w:r>
     </w:p>
     <w:p>
@@ -1049,14 +899,128 @@
           <w:sz w:val="22"/>
           <w:szCs w:val="22"/>
         </w:rPr>
-        <w:t>Khi gặp lỗi liên quan đến remote, luôn cat .git/config để kiểm</w:t>
-      </w:r>
-      <w:r>
-        <w:rPr>
-          <w:sz w:val="22"/>
-          <w:szCs w:val="22"/>
-        </w:rPr>
-        <w:t xml:space="preserve"> tra chính xác từng ký tự.</w:t>
+        <w:t>Khi gặp lỗi liên quan đến remote, luôn cat .git/config để kiểm tra chính xác từng ký tự.</w:t>
+      </w:r>
+    </w:p>
+    <w:p>
+      <w:pPr>
+        <w:spacing w:after="80"/>
+      </w:pPr>
+    </w:p>
+    <w:p>
+      <w:pPr>
+        <w:spacing w:after="80"/>
+      </w:pPr>
+    </w:p>
+    <w:p>
+      <w:pPr>
+        <w:spacing w:after="80"/>
+      </w:pPr>
+      <w:r>
+        <w:t xml:space="preserve">============== </w:t>
+      </w:r>
+      <w:r>
+        <w:rPr>
+          <w:sz w:val="48"/>
+          <w:szCs w:val="48"/>
+          <w:highlight w:val="yellow"/>
+        </w:rPr>
+        <w:t>Tạo file gitigno</w:t>
+      </w:r>
+      <w:r>
+        <w:rPr>
+          <w:sz w:val="48"/>
+          <w:szCs w:val="48"/>
+        </w:rPr>
+        <w:t xml:space="preserve">r </w:t>
+      </w:r>
+    </w:p>
+    <w:p>
+      <w:pPr>
+        <w:spacing w:after="80"/>
+      </w:pPr>
+      <w:r>
+        <w:t xml:space="preserve">+ tạo file  </w:t>
+      </w:r>
+    </w:p>
+    <w:p>
+      <w:pPr>
+        <w:spacing w:after="80"/>
+        <w:ind w:firstLine="720"/>
+        <w:rPr>
+          <w:b/>
+          <w:color w:val="70AD47" w:themeColor="accent6"/>
+        </w:rPr>
+      </w:pPr>
+      <w:r>
+        <w:rPr>
+          <w:b/>
+          <w:color w:val="70AD47" w:themeColor="accent6"/>
+        </w:rPr>
+        <w:t>touch  .gitignore</w:t>
+      </w:r>
+    </w:p>
+    <w:p>
+      <w:pPr>
+        <w:spacing w:after="80"/>
+      </w:pPr>
+      <w:r>
+        <w:t>+ sau đó mở bằng notepad</w:t>
+      </w:r>
+    </w:p>
+    <w:p>
+      <w:pPr>
+        <w:spacing w:after="80"/>
+        <w:rPr>
+          <w:color w:val="70AD47" w:themeColor="accent6"/>
+        </w:rPr>
+      </w:pPr>
+      <w:r>
+        <w:tab/>
+      </w:r>
+      <w:r>
+        <w:rPr>
+          <w:color w:val="70AD47" w:themeColor="accent6"/>
+        </w:rPr>
+        <w:t xml:space="preserve">notepad .gitignore  </w:t>
+      </w:r>
+    </w:p>
+    <w:p>
+      <w:pPr>
+        <w:spacing w:after="80"/>
+        <w:rPr>
+          <w:color w:val="70AD47" w:themeColor="accent6"/>
+        </w:rPr>
+      </w:pPr>
+      <w:r>
+        <w:rPr>
+          <w:color w:val="70AD47" w:themeColor="accent6"/>
+        </w:rPr>
+        <w:t xml:space="preserve">+ </w:t>
+      </w:r>
+      <w:r>
+        <w:t>Router/dryteck/Khaibaorouterdrytek.mp4</w:t>
+      </w:r>
+      <w:r>
+        <w:t xml:space="preserve">   ### đường dẫn file cụ thể không cần push </w:t>
+      </w:r>
+      <w:bookmarkStart w:id="0" w:name="_GoBack"/>
+      <w:bookmarkEnd w:id="0"/>
+    </w:p>
+    <w:p>
+      <w:pPr>
+        <w:spacing w:after="80"/>
+      </w:pPr>
+      <w:r>
+        <w:tab/>
+      </w:r>
+    </w:p>
+    <w:p>
+      <w:pPr>
+        <w:spacing w:after="80"/>
+      </w:pPr>
+      <w:r>
+        <w:tab/>
       </w:r>
     </w:p>
     <w:sectPr>
